--- a/downloads/2026_V-LEAD_kiso-syoken.docx
+++ b/downloads/2026_V-LEAD_kiso-syoken.docx
@@ -1,6 +1,6 @@
 
 <file path=word/document.xml><?xml version="1.0" encoding="utf-8"?>
-<w:document xmlns:wpc="http://schemas.microsoft.com/office/word/2010/wordprocessingCanvas" xmlns:cx="http://schemas.microsoft.com/office/drawing/2014/chartex" xmlns:cx1="http://schemas.microsoft.com/office/drawing/2015/9/8/chartex" xmlns:cx2="http://schemas.microsoft.com/office/drawing/2015/10/21/chartex" xmlns:cx3="http://schemas.microsoft.com/office/drawing/2016/5/9/chartex" xmlns:cx4="http://schemas.microsoft.com/office/drawing/2016/5/10/chartex" xmlns:cx5="http://schemas.microsoft.com/office/drawing/2016/5/11/chartex" xmlns:cx6="http://schemas.microsoft.com/office/drawing/2016/5/12/chartex" xmlns:cx7="http://schemas.microsoft.com/office/drawing/2016/5/13/chartex" xmlns:cx8="http://schemas.microsoft.com/office/drawing/2016/5/14/chartex" xmlns:mc="http://schemas.openxmlformats.org/markup-compatibility/2006" xmlns:aink="http://schemas.microsoft.com/office/drawing/2016/ink" xmlns:am3d="http://schemas.microsoft.com/office/drawing/2017/model3d" xmlns:o="urn:schemas-microsoft-com:office:office" xmlns:oel="http://schemas.microsoft.com/office/2019/extlst" xmlns:r="http://schemas.openxmlformats.org/officeDocument/2006/relationships" xmlns:m="http://schemas.openxmlformats.org/officeDocument/2006/math" xmlns:v="urn:schemas-microsoft-com:vml" xmlns:wp14="http://schemas.microsoft.com/office/word/2010/wordprocessingDrawing" xmlns:wp="http://schemas.openxmlformats.org/drawingml/2006/wordprocessingDrawing" xmlns:w10="urn:schemas-microsoft-com:office:word" xmlns:w="http://schemas.openxmlformats.org/wordprocessingml/2006/main" xmlns:w14="http://schemas.microsoft.com/office/word/2010/wordml" xmlns:w15="http://schemas.microsoft.com/office/word/2012/wordml" xmlns:w16cex="http://schemas.microsoft.com/office/word/2018/wordml/cex" xmlns:w16cid="http://schemas.microsoft.com/office/word/2016/wordml/cid" xmlns:w16="http://schemas.microsoft.com/office/word/2018/wordml" xmlns:w16du="http://schemas.microsoft.com/office/word/2023/wordml/word16du" xmlns:w16sdtdh="http://schemas.microsoft.com/office/word/2020/wordml/sdtdatahash" xmlns:w16sdtfl="http://schemas.microsoft.com/office/word/2024/wordml/sdtformatlock" xmlns:w16se="http://schemas.microsoft.com/office/word/2015/wordml/symex" xmlns:wpg="http://schemas.microsoft.com/office/word/2010/wordprocessingGroup" xmlns:wpi="http://schemas.microsoft.com/office/word/2010/wordprocessingInk" xmlns:wne="http://schemas.microsoft.com/office/word/2006/wordml" xmlns:wps="http://schemas.microsoft.com/office/word/2010/wordprocessingShape" mc:Ignorable="w14 w15 w16se w16cid w16 w16cex w16sdtdh w16sdtfl w16du wp14">
+<w:document xmlns:mc="http://schemas.openxmlformats.org/markup-compatibility/2006" xmlns:w="http://schemas.openxmlformats.org/wordprocessingml/2006/main" xmlns:w14="http://schemas.microsoft.com/office/word/2010/wordml" mc:Ignorable="w14 w15 w16se w16cid w16 w16cex w16sdtdh w16sdtfl w16du wp14">
   <w:body>
     <w:p>
       <w:pPr>
@@ -22,88 +22,30 @@
         </w:rPr>
         <w:t>2</w:t>
       </w:r>
-      <w:ins w:id="0" w:author="作成者">
-        <w:r>
-          <w:rPr>
-            <w:rFonts w:ascii="Century" w:eastAsia="ＭＳ 明朝" w:hAnsi="Century" w:hint="eastAsia"/>
-          </w:rPr>
-          <w:t>6</w:t>
-        </w:r>
-      </w:ins>
-      <w:del w:id="1" w:author="作成者">
-        <w:r>
-          <w:rPr>
-            <w:rFonts w:ascii="Century" w:eastAsia="ＭＳ 明朝" w:hAnsi="Century"/>
-          </w:rPr>
-          <w:delText>5</w:delText>
-        </w:r>
-      </w:del>
+      <w:r>
+        <w:rPr>
+          <w:rFonts w:ascii="Century" w:eastAsia="ＭＳ 明朝" w:hAnsi="Century" w:hint="eastAsia"/>
+        </w:rPr>
+        <w:t>6</w:t>
+      </w:r>
       <w:r>
         <w:rPr>
           <w:rFonts w:ascii="Century" w:eastAsia="ＭＳ 明朝" w:hAnsi="Century" w:hint="eastAsia"/>
         </w:rPr>
         <w:t>年度</w:t>
       </w:r>
-      <w:ins w:id="2" w:author="作成者">
-        <w:del w:id="3" w:author="作成者">
-          <w:r>
-            <w:delText xml:space="preserve"> </w:delText>
-          </w:r>
-          <w:r>
-            <w:rPr>
-              <w:rFonts w:ascii="Century" w:eastAsia="ＭＳ 明朝" w:hAnsi="Century"/>
-            </w:rPr>
-            <w:delText>V-LEAD</w:delText>
-          </w:r>
-          <w:r>
-            <w:rPr>
-              <w:rFonts w:ascii="Century" w:eastAsia="ＭＳ 明朝" w:hAnsi="Century" w:hint="eastAsia"/>
-              <w:sz w:val="20"/>
-              <w:szCs w:val="21"/>
-              <w:rPrChange w:id="4" w:author="作成者">
-                <w:rPr>
-                  <w:rFonts w:ascii="Century" w:eastAsia="ＭＳ 明朝" w:hAnsi="Century" w:hint="eastAsia"/>
-                </w:rPr>
-              </w:rPrChange>
-            </w:rPr>
-            <w:delText>（火山ハザード対策に向けた研究・人材育成プロジェクト）</w:delText>
-          </w:r>
-        </w:del>
-      </w:ins>
-      <w:del w:id="5" w:author="作成者">
-        <w:r>
-          <w:rPr>
-            <w:rFonts w:ascii="Century" w:eastAsia="ＭＳ 明朝" w:hAnsi="Century" w:hint="eastAsia"/>
-          </w:rPr>
-          <w:delText>次世代</w:delText>
-        </w:r>
-        <w:r>
-          <w:rPr>
-            <w:rFonts w:ascii="Century" w:eastAsia="ＭＳ 明朝" w:hAnsi="Century" w:hint="eastAsia"/>
-          </w:rPr>
-          <w:delText>火山研究者育成プログラム</w:delText>
-        </w:r>
-        <w:r>
-          <w:rPr>
-            <w:rFonts w:ascii="Century" w:eastAsia="ＭＳ 明朝" w:hAnsi="Century" w:hint="eastAsia"/>
-          </w:rPr>
-          <w:delText>受</w:delText>
-        </w:r>
-      </w:del>
-      <w:ins w:id="6" w:author="作成者">
-        <w:r>
-          <w:rPr>
-            <w:rFonts w:ascii="Century" w:eastAsia="ＭＳ 明朝" w:hAnsi="Century" w:hint="eastAsia"/>
-          </w:rPr>
-          <w:t>火山ハザード対策研究人材育成プログラム</w:t>
-        </w:r>
-        <w:r>
-          <w:rPr>
-            <w:rFonts w:ascii="Century" w:eastAsia="ＭＳ 明朝" w:hAnsi="Century" w:hint="eastAsia"/>
-          </w:rPr>
-          <w:t>受</w:t>
-        </w:r>
-      </w:ins>
+      <w:r>
+        <w:rPr>
+          <w:rFonts w:ascii="Century" w:eastAsia="ＭＳ 明朝" w:hAnsi="Century" w:hint="eastAsia"/>
+        </w:rPr>
+        <w:t>火山ハザード対策研究人材育成プログラム</w:t>
+      </w:r>
+      <w:r>
+        <w:rPr>
+          <w:rFonts w:ascii="Century" w:eastAsia="ＭＳ 明朝" w:hAnsi="Century" w:hint="eastAsia"/>
+        </w:rPr>
+        <w:t>受</w:t>
+      </w:r>
       <w:r>
         <w:rPr>
           <w:rFonts w:ascii="Century" w:eastAsia="ＭＳ 明朝" w:hAnsi="Century" w:hint="eastAsia"/>
@@ -301,24 +243,13 @@
         </w:rPr>
         <w:t>2</w:t>
       </w:r>
-      <w:del w:id="7" w:author="作成者">
-        <w:r>
-          <w:rPr>
-            <w:rFonts w:ascii="Century" w:eastAsia="ＭＳ 明朝" w:hAnsi="Century"/>
-            <w:sz w:val="24"/>
-          </w:rPr>
-          <w:delText>5</w:delText>
-        </w:r>
-      </w:del>
-      <w:ins w:id="8" w:author="作成者">
-        <w:r>
-          <w:rPr>
-            <w:rFonts w:ascii="Century" w:eastAsia="ＭＳ 明朝" w:hAnsi="Century" w:hint="eastAsia"/>
-            <w:sz w:val="24"/>
-          </w:rPr>
-          <w:t>6</w:t>
-        </w:r>
-      </w:ins>
+      <w:r>
+        <w:rPr>
+          <w:rFonts w:ascii="Century" w:eastAsia="ＭＳ 明朝" w:hAnsi="Century" w:hint="eastAsia"/>
+          <w:sz w:val="24"/>
+        </w:rPr>
+        <w:t>6</w:t>
+      </w:r>
       <w:r>
         <w:rPr>
           <w:rFonts w:ascii="Century" w:eastAsia="ＭＳ 明朝" w:hAnsi="Century" w:hint="eastAsia"/>
@@ -391,109 +322,27 @@
         </w:rPr>
         <w:t>応募学生が</w:t>
       </w:r>
-      <w:ins w:id="9" w:author="作成者">
-        <w:r>
-          <w:rPr>
-            <w:rFonts w:ascii="Century" w:eastAsia="ＭＳ 明朝" w:hAnsi="Century"/>
-            <w:sz w:val="24"/>
-          </w:rPr>
-          <w:t>2026</w:t>
-        </w:r>
-        <w:r>
-          <w:rPr>
-            <w:rFonts w:ascii="Century" w:eastAsia="ＭＳ 明朝" w:hAnsi="Century"/>
-            <w:sz w:val="24"/>
-          </w:rPr>
-          <w:t>年度</w:t>
-        </w:r>
-        <w:r>
-          <w:rPr>
-            <w:rFonts w:ascii="Century" w:eastAsia="ＭＳ 明朝" w:hAnsi="Century" w:hint="eastAsia"/>
-            <w:sz w:val="24"/>
-          </w:rPr>
-          <w:t>火山ハザード対策研究人材育成プログラム</w:t>
-        </w:r>
-      </w:ins>
-      <w:del w:id="10" w:author="作成者">
-        <w:r>
-          <w:rPr>
-            <w:rFonts w:ascii="Century" w:eastAsia="ＭＳ 明朝" w:hAnsi="Century" w:hint="eastAsia"/>
-            <w:sz w:val="24"/>
-          </w:rPr>
-          <w:delText>20</w:delText>
-        </w:r>
-        <w:r>
-          <w:rPr>
-            <w:rFonts w:ascii="Century" w:eastAsia="ＭＳ 明朝" w:hAnsi="Century"/>
-            <w:sz w:val="24"/>
-          </w:rPr>
-          <w:delText>2</w:delText>
-        </w:r>
-        <w:r>
-          <w:rPr>
-            <w:rFonts w:ascii="Century" w:eastAsia="ＭＳ 明朝" w:hAnsi="Century"/>
-            <w:sz w:val="24"/>
-          </w:rPr>
-          <w:delText>5</w:delText>
-        </w:r>
-      </w:del>
-      <w:ins w:id="11" w:author="作成者">
-        <w:del w:id="12" w:author="作成者">
-          <w:r>
-            <w:rPr>
-              <w:rFonts w:ascii="Century" w:eastAsia="ＭＳ 明朝" w:hAnsi="Century" w:hint="eastAsia"/>
-              <w:sz w:val="24"/>
-            </w:rPr>
-            <w:delText>6</w:delText>
-          </w:r>
-        </w:del>
-      </w:ins>
-      <w:del w:id="13" w:author="作成者">
-        <w:r>
-          <w:rPr>
-            <w:rFonts w:ascii="Century" w:eastAsia="ＭＳ 明朝" w:hAnsi="Century" w:hint="eastAsia"/>
-            <w:sz w:val="24"/>
-          </w:rPr>
-          <w:delText>年度</w:delText>
-        </w:r>
-      </w:del>
-      <w:ins w:id="14" w:author="作成者">
-        <w:del w:id="15" w:author="作成者">
-          <w:r>
-            <w:delText xml:space="preserve"> </w:delText>
-          </w:r>
-          <w:r>
-            <w:rPr>
-              <w:rFonts w:ascii="Century" w:eastAsia="ＭＳ 明朝" w:hAnsi="Century"/>
-              <w:sz w:val="24"/>
-            </w:rPr>
-            <w:delText>V-LEAD</w:delText>
-          </w:r>
-          <w:r>
-            <w:rPr>
-              <w:rFonts w:ascii="Century" w:eastAsia="ＭＳ 明朝" w:hAnsi="Century"/>
-              <w:sz w:val="24"/>
-            </w:rPr>
-            <w:delText>（火山ハザード対策に向けた研究・人材育成プロジェクト）</w:delText>
-          </w:r>
-        </w:del>
-      </w:ins>
-      <w:del w:id="16" w:author="作成者">
-        <w:r>
-          <w:rPr>
-            <w:rFonts w:ascii="Century" w:eastAsia="ＭＳ 明朝" w:hAnsi="Century" w:hint="eastAsia"/>
-            <w:sz w:val="24"/>
-          </w:rPr>
-          <w:delText>次世代</w:delText>
-        </w:r>
-        <w:r>
-          <w:rPr>
-            <w:rFonts w:ascii="Century" w:eastAsia="ＭＳ 明朝" w:hAnsi="Century" w:hint="eastAsia"/>
-            <w:sz w:val="24"/>
-          </w:rPr>
-          <w:delText>火山研究者育成プログラム</w:delText>
-        </w:r>
-      </w:del>
+      <w:r>
+        <w:rPr>
+          <w:rFonts w:ascii="Century" w:eastAsia="ＭＳ 明朝" w:hAnsi="Century"/>
+          <w:sz w:val="24"/>
+        </w:rPr>
+        <w:t>2026</w:t>
+      </w:r>
+      <w:r>
+        <w:rPr>
+          <w:rFonts w:ascii="Century" w:eastAsia="ＭＳ 明朝" w:hAnsi="Century"/>
+          <w:sz w:val="24"/>
+        </w:rPr>
+        <w:t>年度</w:t>
+      </w:r>
+      <w:r>
+        <w:rPr>
+          <w:rFonts w:ascii="Century" w:eastAsia="ＭＳ 明朝" w:hAnsi="Century" w:hint="eastAsia"/>
+          <w:sz w:val="24"/>
+        </w:rPr>
+        <w:t>火山ハザード対策研究人材育成プログラム</w:t>
+      </w:r>
       <w:r>
         <w:rPr>
           <w:rFonts w:ascii="Century" w:eastAsia="ＭＳ 明朝" w:hAnsi="Century" w:hint="eastAsia"/>
@@ -629,38 +478,13 @@
           <w:sz w:val="24"/>
         </w:rPr>
       </w:pPr>
-      <w:del w:id="17" w:author="作成者">
-        <w:r>
-          <w:rPr>
-            <w:rFonts w:ascii="Century" w:eastAsia="ＭＳ 明朝" w:hAnsi="Century" w:hint="eastAsia"/>
-            <w:sz w:val="24"/>
-          </w:rPr>
-          <w:delText>3</w:delText>
-        </w:r>
-        <w:r>
-          <w:rPr>
-            <w:rFonts w:ascii="Century" w:eastAsia="ＭＳ 明朝" w:hAnsi="Century" w:hint="eastAsia"/>
-            <w:sz w:val="24"/>
-          </w:rPr>
-          <w:delText>．</w:delText>
-        </w:r>
-        <w:r>
-          <w:rPr>
-            <w:rFonts w:ascii="Century" w:eastAsia="ＭＳ 明朝" w:hAnsi="Century" w:hint="eastAsia"/>
-            <w:sz w:val="24"/>
-          </w:rPr>
-          <w:delText>4</w:delText>
-        </w:r>
-      </w:del>
-      <w:ins w:id="18" w:author="作成者">
-        <w:r>
-          <w:rPr>
-            <w:rFonts w:ascii="Century" w:eastAsia="ＭＳ 明朝" w:hAnsi="Century" w:hint="eastAsia"/>
-            <w:sz w:val="24"/>
-          </w:rPr>
-          <w:t>3, 4</w:t>
-        </w:r>
-      </w:ins>
+      <w:r>
+        <w:rPr>
+          <w:rFonts w:ascii="Century" w:eastAsia="ＭＳ 明朝" w:hAnsi="Century" w:hint="eastAsia"/>
+          <w:sz w:val="24"/>
+        </w:rPr>
+        <w:t>3, 4</w:t>
+      </w:r>
       <w:r>
         <w:rPr>
           <w:rFonts w:ascii="Century" w:eastAsia="ＭＳ 明朝" w:hAnsi="Century" w:hint="eastAsia"/>
@@ -674,7 +498,6 @@
         <w:snapToGrid w:val="0"/>
         <w:spacing w:line="324" w:lineRule="auto"/>
         <w:rPr>
-          <w:ins w:id="19" w:author="作成者"/>
           <w:rFonts w:ascii="Century" w:eastAsia="ＭＳ 明朝" w:hAnsi="Century"/>
           <w:sz w:val="24"/>
           <w:szCs w:val="24"/>
@@ -686,7 +509,6 @@
         <w:snapToGrid w:val="0"/>
         <w:spacing w:line="324" w:lineRule="auto"/>
         <w:rPr>
-          <w:ins w:id="20" w:author="作成者"/>
           <w:rFonts w:ascii="Century" w:eastAsia="ＭＳ 明朝" w:hAnsi="Century"/>
           <w:sz w:val="24"/>
           <w:szCs w:val="24"/>
@@ -698,7 +520,6 @@
         <w:snapToGrid w:val="0"/>
         <w:spacing w:line="324" w:lineRule="auto"/>
         <w:rPr>
-          <w:ins w:id="21" w:author="作成者"/>
           <w:rFonts w:ascii="Century" w:eastAsia="ＭＳ 明朝" w:hAnsi="Century"/>
           <w:sz w:val="24"/>
           <w:szCs w:val="24"/>
@@ -710,7 +531,6 @@
         <w:snapToGrid w:val="0"/>
         <w:spacing w:line="324" w:lineRule="auto"/>
         <w:rPr>
-          <w:ins w:id="22" w:author="作成者"/>
           <w:rFonts w:ascii="Century" w:eastAsia="ＭＳ 明朝" w:hAnsi="Century"/>
           <w:sz w:val="24"/>
           <w:szCs w:val="24"/>
@@ -727,24 +547,22 @@
           <w:szCs w:val="24"/>
         </w:rPr>
       </w:pPr>
-      <w:ins w:id="23" w:author="作成者">
-        <w:r>
-          <w:rPr>
-            <w:rFonts w:ascii="Century" w:eastAsia="ＭＳ 明朝" w:hAnsi="Century" w:hint="eastAsia"/>
-            <w:sz w:val="24"/>
-            <w:szCs w:val="24"/>
-          </w:rPr>
-          <w:t>・</w:t>
-        </w:r>
-        <w:r>
-          <w:rPr>
-            <w:rFonts w:ascii="Century" w:eastAsia="ＭＳ 明朝" w:hAnsi="Century" w:hint="eastAsia"/>
-            <w:sz w:val="24"/>
-            <w:szCs w:val="24"/>
-          </w:rPr>
-          <w:t>下記、宣誓いたします。（確認後、☑を入れてください）</w:t>
-        </w:r>
-      </w:ins>
+      <w:r>
+        <w:rPr>
+          <w:rFonts w:ascii="Century" w:eastAsia="ＭＳ 明朝" w:hAnsi="Century" w:hint="eastAsia"/>
+          <w:sz w:val="24"/>
+          <w:szCs w:val="24"/>
+        </w:rPr>
+        <w:t>・</w:t>
+      </w:r>
+      <w:r>
+        <w:rPr>
+          <w:rFonts w:ascii="Century" w:eastAsia="ＭＳ 明朝" w:hAnsi="Century" w:hint="eastAsia"/>
+          <w:sz w:val="24"/>
+          <w:szCs w:val="24"/>
+        </w:rPr>
+        <w:t>下記、宣誓いたします。（確認後、☑を入れてください）</w:t>
+      </w:r>
     </w:p>
     <w:p>
       <w:pPr>
@@ -756,165 +574,71 @@
           <w:sz w:val="24"/>
           <w:szCs w:val="24"/>
         </w:rPr>
-        <w:pPrChange w:id="24" w:author="作成者">
-          <w:pPr>
-            <w:snapToGrid w:val="0"/>
-            <w:spacing w:line="324" w:lineRule="auto"/>
-          </w:pPr>
-        </w:pPrChange>
-      </w:pPr>
-      <w:ins w:id="25" w:author="作成者">
-        <w:r>
-          <w:rPr>
-            <w:rFonts w:ascii="Century" w:eastAsia="ＭＳ 明朝" w:hAnsi="Century" w:hint="eastAsia"/>
-            <w:sz w:val="24"/>
-            <w:szCs w:val="24"/>
-          </w:rPr>
-          <w:t>□</w:t>
-        </w:r>
-        <w:r>
-          <w:rPr>
-            <w:rFonts w:ascii="Century" w:eastAsia="ＭＳ 明朝" w:hAnsi="Century" w:hint="eastAsia"/>
-            <w:sz w:val="24"/>
-            <w:szCs w:val="24"/>
-          </w:rPr>
-          <w:t>応募学生の調査票に対し、直接的な</w:t>
-        </w:r>
-        <w:del w:id="26" w:author="作成者">
-          <w:r>
-            <w:rPr>
-              <w:rFonts w:ascii="Century" w:eastAsia="ＭＳ 明朝" w:hAnsi="Century" w:hint="eastAsia"/>
-              <w:sz w:val="24"/>
-              <w:szCs w:val="24"/>
-            </w:rPr>
-            <w:delText>修文</w:delText>
-          </w:r>
-        </w:del>
-        <w:r>
-          <w:rPr>
-            <w:rFonts w:ascii="Century" w:eastAsia="ＭＳ 明朝" w:hAnsi="Century" w:hint="eastAsia"/>
-            <w:sz w:val="24"/>
-            <w:szCs w:val="24"/>
-          </w:rPr>
-          <w:t>添削</w:t>
-        </w:r>
-        <w:del w:id="27" w:author="作成者">
-          <w:r>
-            <w:rPr>
-              <w:rFonts w:ascii="Century" w:eastAsia="ＭＳ 明朝" w:hAnsi="Century" w:hint="eastAsia"/>
-              <w:sz w:val="24"/>
-              <w:szCs w:val="24"/>
-            </w:rPr>
-            <w:delText>等</w:delText>
-          </w:r>
-        </w:del>
-        <w:r>
-          <w:rPr>
-            <w:rFonts w:ascii="Century" w:eastAsia="ＭＳ 明朝" w:hAnsi="Century" w:hint="eastAsia"/>
-            <w:sz w:val="24"/>
-            <w:szCs w:val="24"/>
-          </w:rPr>
-          <w:t>は行っておりませ</w:t>
-        </w:r>
-        <w:r>
-          <w:rPr>
-            <w:rFonts w:ascii="Century" w:eastAsia="ＭＳ 明朝" w:hAnsi="Century" w:hint="eastAsia"/>
-            <w:sz w:val="24"/>
-            <w:szCs w:val="24"/>
-          </w:rPr>
-          <w:t>ん（</w:t>
-        </w:r>
-        <w:r>
-          <w:rPr>
-            <w:rFonts w:ascii="Century" w:eastAsia="ＭＳ 明朝" w:hAnsi="Century"/>
-            <w:sz w:val="24"/>
-            <w:szCs w:val="24"/>
-          </w:rPr>
-          <w:t>文章の一般的な書き方に関する助言は可</w:t>
-        </w:r>
-        <w:del w:id="28" w:author="作成者">
-          <w:r>
-            <w:rPr>
-              <w:rFonts w:ascii="Century" w:eastAsia="ＭＳ 明朝" w:hAnsi="Century" w:hint="eastAsia"/>
-              <w:sz w:val="24"/>
-              <w:szCs w:val="24"/>
-            </w:rPr>
-            <w:delText>文の構成など</w:delText>
-          </w:r>
-          <w:r>
-            <w:rPr>
-              <w:rFonts w:ascii="Century" w:eastAsia="ＭＳ 明朝" w:hAnsi="Century" w:hint="eastAsia"/>
-              <w:sz w:val="24"/>
-              <w:szCs w:val="24"/>
-            </w:rPr>
-            <w:delText>の</w:delText>
-          </w:r>
-          <w:r>
-            <w:rPr>
-              <w:rFonts w:ascii="Century" w:eastAsia="ＭＳ 明朝" w:hAnsi="Century" w:hint="eastAsia"/>
-              <w:sz w:val="24"/>
-              <w:szCs w:val="24"/>
-            </w:rPr>
-            <w:delText>助言</w:delText>
-          </w:r>
-          <w:r>
-            <w:rPr>
-              <w:rFonts w:ascii="Century" w:eastAsia="ＭＳ 明朝" w:hAnsi="Century" w:hint="eastAsia"/>
-              <w:sz w:val="24"/>
-              <w:szCs w:val="24"/>
-            </w:rPr>
-            <w:delText>を</w:delText>
-          </w:r>
-          <w:r>
-            <w:rPr>
-              <w:rFonts w:ascii="Century" w:eastAsia="ＭＳ 明朝" w:hAnsi="Century" w:hint="eastAsia"/>
-              <w:sz w:val="24"/>
-              <w:szCs w:val="24"/>
-            </w:rPr>
-            <w:delText>す</w:delText>
-          </w:r>
-          <w:r>
-            <w:rPr>
-              <w:rFonts w:ascii="Century" w:eastAsia="ＭＳ 明朝" w:hAnsi="Century" w:hint="eastAsia"/>
-              <w:sz w:val="24"/>
-              <w:szCs w:val="24"/>
-            </w:rPr>
-            <w:delText>ること自体は</w:delText>
-          </w:r>
-          <w:r>
-            <w:rPr>
-              <w:rFonts w:ascii="Century" w:eastAsia="ＭＳ 明朝" w:hAnsi="Century" w:hint="eastAsia"/>
-              <w:sz w:val="24"/>
-              <w:szCs w:val="24"/>
-            </w:rPr>
-            <w:delText>可</w:delText>
-          </w:r>
-          <w:r>
-            <w:rPr>
-              <w:rFonts w:ascii="Century" w:eastAsia="ＭＳ 明朝" w:hAnsi="Century" w:hint="eastAsia"/>
-              <w:sz w:val="24"/>
-              <w:szCs w:val="24"/>
-            </w:rPr>
-            <w:delText>可</w:delText>
-          </w:r>
-        </w:del>
-        <w:r>
-          <w:rPr>
-            <w:rFonts w:ascii="Century" w:eastAsia="ＭＳ 明朝" w:hAnsi="Century" w:hint="eastAsia"/>
-            <w:sz w:val="24"/>
-            <w:szCs w:val="24"/>
-          </w:rPr>
-          <w:t>）</w:t>
-        </w:r>
-        <w:r>
-          <w:rPr>
-            <w:rFonts w:ascii="Century" w:eastAsia="ＭＳ 明朝" w:hAnsi="Century" w:hint="eastAsia"/>
-            <w:sz w:val="24"/>
-            <w:szCs w:val="24"/>
-          </w:rPr>
-          <w:t>。</w:t>
-        </w:r>
-      </w:ins>
+      </w:pPr>
+      <w:r>
+        <w:rPr>
+          <w:rFonts w:ascii="Century" w:eastAsia="ＭＳ 明朝" w:hAnsi="Century" w:hint="eastAsia"/>
+          <w:sz w:val="24"/>
+          <w:szCs w:val="24"/>
+        </w:rPr>
+        <w:t>□</w:t>
+      </w:r>
+      <w:r>
+        <w:rPr>
+          <w:rFonts w:ascii="Century" w:eastAsia="ＭＳ 明朝" w:hAnsi="Century" w:hint="eastAsia"/>
+          <w:sz w:val="24"/>
+          <w:szCs w:val="24"/>
+        </w:rPr>
+        <w:t>応募学生の調査票に対し、直接的な</w:t>
+      </w:r>
+      <w:r>
+        <w:rPr>
+          <w:rFonts w:ascii="Century" w:eastAsia="ＭＳ 明朝" w:hAnsi="Century" w:hint="eastAsia"/>
+          <w:sz w:val="24"/>
+          <w:szCs w:val="24"/>
+        </w:rPr>
+        <w:t>添削</w:t>
+      </w:r>
+      <w:r>
+        <w:rPr>
+          <w:rFonts w:ascii="Century" w:eastAsia="ＭＳ 明朝" w:hAnsi="Century" w:hint="eastAsia"/>
+          <w:sz w:val="24"/>
+          <w:szCs w:val="24"/>
+        </w:rPr>
+        <w:t>は行っておりませ</w:t>
+      </w:r>
+      <w:r>
+        <w:rPr>
+          <w:rFonts w:ascii="Century" w:eastAsia="ＭＳ 明朝" w:hAnsi="Century" w:hint="eastAsia"/>
+          <w:sz w:val="24"/>
+          <w:szCs w:val="24"/>
+        </w:rPr>
+        <w:t>ん（</w:t>
+      </w:r>
+      <w:r>
+        <w:rPr>
+          <w:rFonts w:ascii="Century" w:eastAsia="ＭＳ 明朝" w:hAnsi="Century"/>
+          <w:sz w:val="24"/>
+          <w:szCs w:val="24"/>
+        </w:rPr>
+        <w:t>文章の一般的な書き方に関する助言は可</w:t>
+      </w:r>
+      <w:r>
+        <w:rPr>
+          <w:rFonts w:ascii="Century" w:eastAsia="ＭＳ 明朝" w:hAnsi="Century" w:hint="eastAsia"/>
+          <w:sz w:val="24"/>
+          <w:szCs w:val="24"/>
+        </w:rPr>
+        <w:t>）</w:t>
+      </w:r>
+      <w:r>
+        <w:rPr>
+          <w:rFonts w:ascii="Century" w:eastAsia="ＭＳ 明朝" w:hAnsi="Century" w:hint="eastAsia"/>
+          <w:sz w:val="24"/>
+          <w:szCs w:val="24"/>
+        </w:rPr>
+        <w:t>。</w:t>
+      </w:r>
     </w:p>
     <w:p>
       <w:pPr>
@@ -932,7 +656,6 @@
         <w:snapToGrid w:val="0"/>
         <w:spacing w:line="324" w:lineRule="auto"/>
         <w:rPr>
-          <w:del w:id="29" w:author="作成者"/>
           <w:rFonts w:ascii="Century" w:eastAsia="ＭＳ 明朝" w:hAnsi="Century"/>
           <w:sz w:val="24"/>
           <w:szCs w:val="24"/>
@@ -1046,52 +769,30 @@
         </w:rPr>
         <w:t xml:space="preserve">メールアドレス　</w:t>
       </w:r>
-      <w:ins w:id="30" w:author="作成者">
-        <w:r>
-          <w:rPr>
-            <w:rFonts w:ascii="Century" w:eastAsia="ＭＳ 明朝" w:hAnsi="Century"/>
-          </w:rPr>
-          <w:t>vlead-oubo</w:t>
-        </w:r>
-        <w:r>
-          <w:rPr>
-            <w:rFonts w:ascii="Century" w:eastAsia="ＭＳ 明朝" w:hAnsi="Century"/>
-          </w:rPr>
-          <w:t>_at_</w:t>
-        </w:r>
-        <w:r>
-          <w:rPr>
-            <w:rFonts w:ascii="Century" w:eastAsia="ＭＳ 明朝" w:hAnsi="Century"/>
-          </w:rPr>
-          <w:t>grp.tohoku.ac.jp</w:t>
-        </w:r>
-        <w:r>
-          <w:rPr>
-            <w:rFonts w:ascii="Century" w:eastAsia="ＭＳ 明朝" w:hAnsi="Century"/>
-          </w:rPr>
-          <w:t xml:space="preserve"> </w:t>
-        </w:r>
-      </w:ins>
-      <w:del w:id="31" w:author="作成者">
-        <w:r>
-          <w:rPr>
-            <w:rFonts w:ascii="Century" w:eastAsia="ＭＳ 明朝" w:hAnsi="Century"/>
-          </w:rPr>
-          <w:delText>kazan-</w:delText>
-        </w:r>
-        <w:r>
-          <w:rPr>
-            <w:rFonts w:ascii="Century" w:eastAsia="ＭＳ 明朝" w:hAnsi="Century"/>
-          </w:rPr>
-          <w:delText>oubo</w:delText>
-        </w:r>
-        <w:r>
-          <w:rPr>
-            <w:rFonts w:ascii="Century" w:eastAsia="ＭＳ 明朝" w:hAnsi="Century"/>
-          </w:rPr>
-          <w:delText>_at_grp.tohoku.ac.jp</w:delText>
-        </w:r>
-      </w:del>
+      <w:r>
+        <w:rPr>
+          <w:rFonts w:ascii="Century" w:eastAsia="ＭＳ 明朝" w:hAnsi="Century"/>
+        </w:rPr>
+        <w:t>vlead-oubo</w:t>
+      </w:r>
+      <w:r>
+        <w:rPr>
+          <w:rFonts w:ascii="Century" w:eastAsia="ＭＳ 明朝" w:hAnsi="Century"/>
+        </w:rPr>
+        <w:t>_at_</w:t>
+      </w:r>
+      <w:r>
+        <w:rPr>
+          <w:rFonts w:ascii="Century" w:eastAsia="ＭＳ 明朝" w:hAnsi="Century"/>
+        </w:rPr>
+        <w:t>grp.tohoku.ac.jp</w:t>
+      </w:r>
+      <w:r>
+        <w:rPr>
+          <w:rFonts w:ascii="Century" w:eastAsia="ＭＳ 明朝" w:hAnsi="Century"/>
+        </w:rPr>
+        <w:t xml:space="preserve"> </w:t>
+      </w:r>
     </w:p>
     <w:p>
       <w:pPr>
@@ -1170,7 +871,7 @@
 </file>
 
 <file path=word/endnotes.xml><?xml version="1.0" encoding="utf-8"?>
-<w:endnotes xmlns:wpc="http://schemas.microsoft.com/office/word/2010/wordprocessingCanvas" xmlns:cx="http://schemas.microsoft.com/office/drawing/2014/chartex" xmlns:cx1="http://schemas.microsoft.com/office/drawing/2015/9/8/chartex" xmlns:cx2="http://schemas.microsoft.com/office/drawing/2015/10/21/chartex" xmlns:cx3="http://schemas.microsoft.com/office/drawing/2016/5/9/chartex" xmlns:cx4="http://schemas.microsoft.com/office/drawing/2016/5/10/chartex" xmlns:cx5="http://schemas.microsoft.com/office/drawing/2016/5/11/chartex" xmlns:cx6="http://schemas.microsoft.com/office/drawing/2016/5/12/chartex" xmlns:cx7="http://schemas.microsoft.com/office/drawing/2016/5/13/chartex" xmlns:cx8="http://schemas.microsoft.com/office/drawing/2016/5/14/chartex" xmlns:mc="http://schemas.openxmlformats.org/markup-compatibility/2006" xmlns:aink="http://schemas.microsoft.com/office/drawing/2016/ink" xmlns:am3d="http://schemas.microsoft.com/office/drawing/2017/model3d" xmlns:o="urn:schemas-microsoft-com:office:office" xmlns:oel="http://schemas.microsoft.com/office/2019/extlst" xmlns:r="http://schemas.openxmlformats.org/officeDocument/2006/relationships" xmlns:m="http://schemas.openxmlformats.org/officeDocument/2006/math" xmlns:v="urn:schemas-microsoft-com:vml" xmlns:wp14="http://schemas.microsoft.com/office/word/2010/wordprocessingDrawing" xmlns:wp="http://schemas.openxmlformats.org/drawingml/2006/wordprocessingDrawing" xmlns:w10="urn:schemas-microsoft-com:office:word" xmlns:w="http://schemas.openxmlformats.org/wordprocessingml/2006/main" xmlns:w14="http://schemas.microsoft.com/office/word/2010/wordml" xmlns:w15="http://schemas.microsoft.com/office/word/2012/wordml" xmlns:w16cex="http://schemas.microsoft.com/office/word/2018/wordml/cex" xmlns:w16cid="http://schemas.microsoft.com/office/word/2016/wordml/cid" xmlns:w16="http://schemas.microsoft.com/office/word/2018/wordml" xmlns:w16du="http://schemas.microsoft.com/office/word/2023/wordml/word16du" xmlns:w16sdtdh="http://schemas.microsoft.com/office/word/2020/wordml/sdtdatahash" xmlns:w16sdtfl="http://schemas.microsoft.com/office/word/2024/wordml/sdtformatlock" xmlns:w16se="http://schemas.microsoft.com/office/word/2015/wordml/symex" xmlns:wpg="http://schemas.microsoft.com/office/word/2010/wordprocessingGroup" xmlns:wpi="http://schemas.microsoft.com/office/word/2010/wordprocessingInk" xmlns:wne="http://schemas.microsoft.com/office/word/2006/wordml" xmlns:wps="http://schemas.microsoft.com/office/word/2010/wordprocessingShape" mc:Ignorable="w14 w15 w16se w16cid w16 w16cex w16sdtdh w16sdtfl w16du wp14">
+<w:endnotes xmlns:mc="http://schemas.openxmlformats.org/markup-compatibility/2006" xmlns:w="http://schemas.openxmlformats.org/wordprocessingml/2006/main" xmlns:w14="http://schemas.microsoft.com/office/word/2010/wordml" mc:Ignorable="w14 w15 w16se w16cid w16 w16cex w16sdtdh w16sdtfl w16du wp14">
   <w:endnote w:type="separator" w:id="-1">
     <w:p>
       <w:r>
@@ -1189,7 +890,7 @@
 </file>
 
 <file path=word/footnotes.xml><?xml version="1.0" encoding="utf-8"?>
-<w:footnotes xmlns:wpc="http://schemas.microsoft.com/office/word/2010/wordprocessingCanvas" xmlns:cx="http://schemas.microsoft.com/office/drawing/2014/chartex" xmlns:cx1="http://schemas.microsoft.com/office/drawing/2015/9/8/chartex" xmlns:cx2="http://schemas.microsoft.com/office/drawing/2015/10/21/chartex" xmlns:cx3="http://schemas.microsoft.com/office/drawing/2016/5/9/chartex" xmlns:cx4="http://schemas.microsoft.com/office/drawing/2016/5/10/chartex" xmlns:cx5="http://schemas.microsoft.com/office/drawing/2016/5/11/chartex" xmlns:cx6="http://schemas.microsoft.com/office/drawing/2016/5/12/chartex" xmlns:cx7="http://schemas.microsoft.com/office/drawing/2016/5/13/chartex" xmlns:cx8="http://schemas.microsoft.com/office/drawing/2016/5/14/chartex" xmlns:mc="http://schemas.openxmlformats.org/markup-compatibility/2006" xmlns:aink="http://schemas.microsoft.com/office/drawing/2016/ink" xmlns:am3d="http://schemas.microsoft.com/office/drawing/2017/model3d" xmlns:o="urn:schemas-microsoft-com:office:office" xmlns:oel="http://schemas.microsoft.com/office/2019/extlst" xmlns:r="http://schemas.openxmlformats.org/officeDocument/2006/relationships" xmlns:m="http://schemas.openxmlformats.org/officeDocument/2006/math" xmlns:v="urn:schemas-microsoft-com:vml" xmlns:wp14="http://schemas.microsoft.com/office/word/2010/wordprocessingDrawing" xmlns:wp="http://schemas.openxmlformats.org/drawingml/2006/wordprocessingDrawing" xmlns:w10="urn:schemas-microsoft-com:office:word" xmlns:w="http://schemas.openxmlformats.org/wordprocessingml/2006/main" xmlns:w14="http://schemas.microsoft.com/office/word/2010/wordml" xmlns:w15="http://schemas.microsoft.com/office/word/2012/wordml" xmlns:w16cex="http://schemas.microsoft.com/office/word/2018/wordml/cex" xmlns:w16cid="http://schemas.microsoft.com/office/word/2016/wordml/cid" xmlns:w16="http://schemas.microsoft.com/office/word/2018/wordml" xmlns:w16du="http://schemas.microsoft.com/office/word/2023/wordml/word16du" xmlns:w16sdtdh="http://schemas.microsoft.com/office/word/2020/wordml/sdtdatahash" xmlns:w16sdtfl="http://schemas.microsoft.com/office/word/2024/wordml/sdtformatlock" xmlns:w16se="http://schemas.microsoft.com/office/word/2015/wordml/symex" xmlns:wpg="http://schemas.microsoft.com/office/word/2010/wordprocessingGroup" xmlns:wpi="http://schemas.microsoft.com/office/word/2010/wordprocessingInk" xmlns:wne="http://schemas.microsoft.com/office/word/2006/wordml" xmlns:wps="http://schemas.microsoft.com/office/word/2010/wordprocessingShape" mc:Ignorable="w14 w15 w16se w16cid w16 w16cex w16sdtdh w16sdtfl w16du wp14">
+<w:footnotes xmlns:mc="http://schemas.openxmlformats.org/markup-compatibility/2006" xmlns:w="http://schemas.openxmlformats.org/wordprocessingml/2006/main" xmlns:w14="http://schemas.microsoft.com/office/word/2010/wordml" mc:Ignorable="w14 w15 w16se w16cid w16 w16cex w16sdtdh w16sdtfl w16du wp14">
   <w:footnote w:type="separator" w:id="-1">
     <w:p>
       <w:r>
@@ -1208,7 +909,7 @@
 </file>
 
 <file path=word/numbering.xml><?xml version="1.0" encoding="utf-8"?>
-<w:numbering xmlns:wpc="http://schemas.microsoft.com/office/word/2010/wordprocessingCanvas" xmlns:cx="http://schemas.microsoft.com/office/drawing/2014/chartex" xmlns:cx1="http://schemas.microsoft.com/office/drawing/2015/9/8/chartex" xmlns:cx2="http://schemas.microsoft.com/office/drawing/2015/10/21/chartex" xmlns:cx3="http://schemas.microsoft.com/office/drawing/2016/5/9/chartex" xmlns:cx4="http://schemas.microsoft.com/office/drawing/2016/5/10/chartex" xmlns:cx5="http://schemas.microsoft.com/office/drawing/2016/5/11/chartex" xmlns:cx6="http://schemas.microsoft.com/office/drawing/2016/5/12/chartex" xmlns:cx7="http://schemas.microsoft.com/office/drawing/2016/5/13/chartex" xmlns:cx8="http://schemas.microsoft.com/office/drawing/2016/5/14/chartex" xmlns:mc="http://schemas.openxmlformats.org/markup-compatibility/2006" xmlns:aink="http://schemas.microsoft.com/office/drawing/2016/ink" xmlns:am3d="http://schemas.microsoft.com/office/drawing/2017/model3d" xmlns:o="urn:schemas-microsoft-com:office:office" xmlns:oel="http://schemas.microsoft.com/office/2019/extlst" xmlns:r="http://schemas.openxmlformats.org/officeDocument/2006/relationships" xmlns:m="http://schemas.openxmlformats.org/officeDocument/2006/math" xmlns:v="urn:schemas-microsoft-com:vml" xmlns:wp14="http://schemas.microsoft.com/office/word/2010/wordprocessingDrawing" xmlns:wp="http://schemas.openxmlformats.org/drawingml/2006/wordprocessingDrawing" xmlns:w10="urn:schemas-microsoft-com:office:word" xmlns:w="http://schemas.openxmlformats.org/wordprocessingml/2006/main" xmlns:w14="http://schemas.microsoft.com/office/word/2010/wordml" xmlns:w15="http://schemas.microsoft.com/office/word/2012/wordml" xmlns:w16cex="http://schemas.microsoft.com/office/word/2018/wordml/cex" xmlns:w16cid="http://schemas.microsoft.com/office/word/2016/wordml/cid" xmlns:w16="http://schemas.microsoft.com/office/word/2018/wordml" xmlns:w16du="http://schemas.microsoft.com/office/word/2023/wordml/word16du" xmlns:w16sdtdh="http://schemas.microsoft.com/office/word/2020/wordml/sdtdatahash" xmlns:w16sdtfl="http://schemas.microsoft.com/office/word/2024/wordml/sdtformatlock" xmlns:w16se="http://schemas.microsoft.com/office/word/2015/wordml/symex" xmlns:wpg="http://schemas.microsoft.com/office/word/2010/wordprocessingGroup" xmlns:wpi="http://schemas.microsoft.com/office/word/2010/wordprocessingInk" xmlns:wne="http://schemas.microsoft.com/office/word/2006/wordml" xmlns:wps="http://schemas.microsoft.com/office/word/2010/wordprocessingShape" mc:Ignorable="w14 w15 w16se w16cid w16 w16cex w16sdtdh w16sdtfl w16du wp14">
+<w:numbering xmlns:mc="http://schemas.openxmlformats.org/markup-compatibility/2006" xmlns:w="http://schemas.openxmlformats.org/wordprocessingml/2006/main" xmlns:w15="http://schemas.microsoft.com/office/word/2012/wordml" xmlns:w16cid="http://schemas.microsoft.com/office/word/2016/wordml/cid" mc:Ignorable="w14 w15 w16se w16cid w16 w16cex w16sdtdh w16sdtfl w16du wp14">
   <w:abstractNum w:abstractNumId="0" w15:restartNumberingAfterBreak="0">
     <w:nsid w:val="34D62BC2"/>
     <w:multiLevelType w:val="hybridMultilevel"/>
@@ -1311,7 +1012,7 @@
 </file>
 
 <file path=word/styles.xml><?xml version="1.0" encoding="utf-8"?>
-<w:styles xmlns:mc="http://schemas.openxmlformats.org/markup-compatibility/2006" xmlns:r="http://schemas.openxmlformats.org/officeDocument/2006/relationships" xmlns:w="http://schemas.openxmlformats.org/wordprocessingml/2006/main" xmlns:w14="http://schemas.microsoft.com/office/word/2010/wordml" xmlns:w15="http://schemas.microsoft.com/office/word/2012/wordml" xmlns:w16cex="http://schemas.microsoft.com/office/word/2018/wordml/cex" xmlns:w16cid="http://schemas.microsoft.com/office/word/2016/wordml/cid" xmlns:w16="http://schemas.microsoft.com/office/word/2018/wordml" xmlns:w16du="http://schemas.microsoft.com/office/word/2023/wordml/word16du" xmlns:w16sdtdh="http://schemas.microsoft.com/office/word/2020/wordml/sdtdatahash" xmlns:w16sdtfl="http://schemas.microsoft.com/office/word/2024/wordml/sdtformatlock" xmlns:w16se="http://schemas.microsoft.com/office/word/2015/wordml/symex" mc:Ignorable="w14 w15 w16se w16cid w16 w16cex w16sdtdh w16sdtfl w16du">
+<w:styles xmlns:mc="http://schemas.openxmlformats.org/markup-compatibility/2006" xmlns:w="http://schemas.openxmlformats.org/wordprocessingml/2006/main" mc:Ignorable="w14 w15 w16se w16cid w16 w16cex w16sdtdh w16sdtfl w16du">
   <w:docDefaults>
     <w:rPrDefault>
       <w:rPr>
@@ -1801,7 +1502,7 @@
 </file>
 
 <file path=word/theme/theme1.xml><?xml version="1.0" encoding="utf-8"?>
-<a:theme xmlns:a="http://schemas.openxmlformats.org/drawingml/2006/main" name="Office テーマ">
+<a:theme xmlns:a="http://schemas.openxmlformats.org/drawingml/2006/main" xmlns:ns1="http://schemas.microsoft.com/office/thememl/2012/main" name="Office テーマ">
   <a:themeElements>
     <a:clrScheme name="Office">
       <a:dk1>
@@ -2089,7 +1790,7 @@
   <a:extraClrSchemeLst/>
   <a:extLst>
     <a:ext uri="{05A4C25C-085E-4340-85A3-A5531E510DB2}">
-      <thm15:themeFamily xmlns:thm15="http://schemas.microsoft.com/office/thememl/2012/main" name="Office Theme" id="{62F939B6-93AF-4DB8-9C6B-D6C7DFDC589F}" vid="{4A3C46E8-61CC-4603-A589-7422A47A8E4A}"/>
+      <ns1:themeFamily name="Office Theme" id="{62F939B6-93AF-4DB8-9C6B-D6C7DFDC589F}" vid="{4A3C46E8-61CC-4603-A589-7422A47A8E4A}"/>
     </a:ext>
   </a:extLst>
 </a:theme>

--- a/downloads/2026_V-LEAD_kiso-syoken.docx
+++ b/downloads/2026_V-LEAD_kiso-syoken.docx
@@ -1,6 +1,6 @@
 
 <file path=word/document.xml><?xml version="1.0" encoding="utf-8"?>
-<w:document xmlns:mc="http://schemas.openxmlformats.org/markup-compatibility/2006" xmlns:w="http://schemas.openxmlformats.org/wordprocessingml/2006/main" xmlns:w14="http://schemas.microsoft.com/office/word/2010/wordml" mc:Ignorable="w14 w15 w16se w16cid w16 w16cex w16sdtdh w16sdtfl w16du wp14">
+<w:document xmlns:mc="http://schemas.openxmlformats.org/markup-compatibility/2006" xmlns:w="http://schemas.openxmlformats.org/wordprocessingml/2006/main" xmlns:w14="http://schemas.microsoft.com/office/word/2010/wordml" xmlns:w15="http://schemas.microsoft.com/office/word/2012/wordml" xmlns:w16se="http://schemas.microsoft.com/office/word/2015/wordml/symex" xmlns:w16cid="http://schemas.microsoft.com/office/word/2016/wordml/cid" xmlns:w16="http://schemas.microsoft.com/office/word/2018/wordml" xmlns:w16cex="http://schemas.microsoft.com/office/word/2018/wordml/cex" xmlns:w16sdtdh="http://schemas.microsoft.com/office/word/2020/wordml/sdtdatahash" xmlns:w16sdtfl="http://schemas.microsoft.com/office/word/2024/wordml/sdtformatlock" xmlns:w16du="http://schemas.microsoft.com/office/word/2023/wordml/word16du" xmlns:wp14="http://schemas.microsoft.com/office/word/2010/wordprocessingDrawing" mc:Ignorable="w14 w15 w16se w16cid w16 w16cex w16sdtdh w16sdtfl w16du wp14">
   <w:body>
     <w:p>
       <w:pPr>
@@ -871,7 +871,7 @@
 </file>
 
 <file path=word/endnotes.xml><?xml version="1.0" encoding="utf-8"?>
-<w:endnotes xmlns:mc="http://schemas.openxmlformats.org/markup-compatibility/2006" xmlns:w="http://schemas.openxmlformats.org/wordprocessingml/2006/main" xmlns:w14="http://schemas.microsoft.com/office/word/2010/wordml" mc:Ignorable="w14 w15 w16se w16cid w16 w16cex w16sdtdh w16sdtfl w16du wp14">
+<w:endnotes xmlns:mc="http://schemas.openxmlformats.org/markup-compatibility/2006" xmlns:w="http://schemas.openxmlformats.org/wordprocessingml/2006/main" xmlns:w14="http://schemas.microsoft.com/office/word/2010/wordml" xmlns:w15="http://schemas.microsoft.com/office/word/2012/wordml" xmlns:w16se="http://schemas.microsoft.com/office/word/2015/wordml/symex" xmlns:w16cid="http://schemas.microsoft.com/office/word/2016/wordml/cid" xmlns:w16="http://schemas.microsoft.com/office/word/2018/wordml" xmlns:w16cex="http://schemas.microsoft.com/office/word/2018/wordml/cex" xmlns:w16sdtdh="http://schemas.microsoft.com/office/word/2020/wordml/sdtdatahash" xmlns:w16sdtfl="http://schemas.microsoft.com/office/word/2024/wordml/sdtformatlock" xmlns:w16du="http://schemas.microsoft.com/office/word/2023/wordml/word16du" xmlns:wp14="http://schemas.microsoft.com/office/word/2010/wordprocessingDrawing" mc:Ignorable="w14 w15 w16se w16cid w16 w16cex w16sdtdh w16sdtfl w16du wp14">
   <w:endnote w:type="separator" w:id="-1">
     <w:p>
       <w:r>
@@ -890,7 +890,7 @@
 </file>
 
 <file path=word/footnotes.xml><?xml version="1.0" encoding="utf-8"?>
-<w:footnotes xmlns:mc="http://schemas.openxmlformats.org/markup-compatibility/2006" xmlns:w="http://schemas.openxmlformats.org/wordprocessingml/2006/main" xmlns:w14="http://schemas.microsoft.com/office/word/2010/wordml" mc:Ignorable="w14 w15 w16se w16cid w16 w16cex w16sdtdh w16sdtfl w16du wp14">
+<w:footnotes xmlns:mc="http://schemas.openxmlformats.org/markup-compatibility/2006" xmlns:w="http://schemas.openxmlformats.org/wordprocessingml/2006/main" xmlns:w14="http://schemas.microsoft.com/office/word/2010/wordml" xmlns:w15="http://schemas.microsoft.com/office/word/2012/wordml" xmlns:w16se="http://schemas.microsoft.com/office/word/2015/wordml/symex" xmlns:w16cid="http://schemas.microsoft.com/office/word/2016/wordml/cid" xmlns:w16="http://schemas.microsoft.com/office/word/2018/wordml" xmlns:w16cex="http://schemas.microsoft.com/office/word/2018/wordml/cex" xmlns:w16sdtdh="http://schemas.microsoft.com/office/word/2020/wordml/sdtdatahash" xmlns:w16sdtfl="http://schemas.microsoft.com/office/word/2024/wordml/sdtformatlock" xmlns:w16du="http://schemas.microsoft.com/office/word/2023/wordml/word16du" xmlns:wp14="http://schemas.microsoft.com/office/word/2010/wordprocessingDrawing" mc:Ignorable="w14 w15 w16se w16cid w16 w16cex w16sdtdh w16sdtfl w16du wp14">
   <w:footnote w:type="separator" w:id="-1">
     <w:p>
       <w:r>
@@ -909,7 +909,7 @@
 </file>
 
 <file path=word/numbering.xml><?xml version="1.0" encoding="utf-8"?>
-<w:numbering xmlns:mc="http://schemas.openxmlformats.org/markup-compatibility/2006" xmlns:w="http://schemas.openxmlformats.org/wordprocessingml/2006/main" xmlns:w15="http://schemas.microsoft.com/office/word/2012/wordml" xmlns:w16cid="http://schemas.microsoft.com/office/word/2016/wordml/cid" mc:Ignorable="w14 w15 w16se w16cid w16 w16cex w16sdtdh w16sdtfl w16du wp14">
+<w:numbering xmlns:mc="http://schemas.openxmlformats.org/markup-compatibility/2006" xmlns:w="http://schemas.openxmlformats.org/wordprocessingml/2006/main" xmlns:w15="http://schemas.microsoft.com/office/word/2012/wordml" xmlns:w16cid="http://schemas.microsoft.com/office/word/2016/wordml/cid" xmlns:w14="http://schemas.microsoft.com/office/word/2010/wordml" xmlns:w16se="http://schemas.microsoft.com/office/word/2015/wordml/symex" xmlns:w16="http://schemas.microsoft.com/office/word/2018/wordml" xmlns:w16cex="http://schemas.microsoft.com/office/word/2018/wordml/cex" xmlns:w16sdtdh="http://schemas.microsoft.com/office/word/2020/wordml/sdtdatahash" xmlns:w16sdtfl="http://schemas.microsoft.com/office/word/2024/wordml/sdtformatlock" xmlns:w16du="http://schemas.microsoft.com/office/word/2023/wordml/word16du" xmlns:wp14="http://schemas.microsoft.com/office/word/2010/wordprocessingDrawing" mc:Ignorable="w14 w15 w16se w16cid w16 w16cex w16sdtdh w16sdtfl w16du wp14">
   <w:abstractNum w:abstractNumId="0" w15:restartNumberingAfterBreak="0">
     <w:nsid w:val="34D62BC2"/>
     <w:multiLevelType w:val="hybridMultilevel"/>
@@ -1012,7 +1012,7 @@
 </file>
 
 <file path=word/styles.xml><?xml version="1.0" encoding="utf-8"?>
-<w:styles xmlns:mc="http://schemas.openxmlformats.org/markup-compatibility/2006" xmlns:w="http://schemas.openxmlformats.org/wordprocessingml/2006/main" mc:Ignorable="w14 w15 w16se w16cid w16 w16cex w16sdtdh w16sdtfl w16du">
+<w:styles xmlns:mc="http://schemas.openxmlformats.org/markup-compatibility/2006" xmlns:w="http://schemas.openxmlformats.org/wordprocessingml/2006/main" xmlns:w14="http://schemas.microsoft.com/office/word/2010/wordml" xmlns:w15="http://schemas.microsoft.com/office/word/2012/wordml" xmlns:w16se="http://schemas.microsoft.com/office/word/2015/wordml/symex" xmlns:w16cid="http://schemas.microsoft.com/office/word/2016/wordml/cid" xmlns:w16="http://schemas.microsoft.com/office/word/2018/wordml" xmlns:w16cex="http://schemas.microsoft.com/office/word/2018/wordml/cex" xmlns:w16sdtdh="http://schemas.microsoft.com/office/word/2020/wordml/sdtdatahash" xmlns:w16sdtfl="http://schemas.microsoft.com/office/word/2024/wordml/sdtformatlock" xmlns:w16du="http://schemas.microsoft.com/office/word/2023/wordml/word16du" mc:Ignorable="w14 w15 w16se w16cid w16 w16cex w16sdtdh w16sdtfl w16du">
   <w:docDefaults>
     <w:rPrDefault>
       <w:rPr>

--- a/downloads/2026_V-LEAD_kiso-syoken.docx
+++ b/downloads/2026_V-LEAD_kiso-syoken.docx
@@ -1,6 +1,6 @@
 
 <file path=word/document.xml><?xml version="1.0" encoding="utf-8"?>
-<w:document xmlns:mc="http://schemas.openxmlformats.org/markup-compatibility/2006" xmlns:w="http://schemas.openxmlformats.org/wordprocessingml/2006/main" xmlns:w14="http://schemas.microsoft.com/office/word/2010/wordml" xmlns:w15="http://schemas.microsoft.com/office/word/2012/wordml" xmlns:w16se="http://schemas.microsoft.com/office/word/2015/wordml/symex" xmlns:w16cid="http://schemas.microsoft.com/office/word/2016/wordml/cid" xmlns:w16="http://schemas.microsoft.com/office/word/2018/wordml" xmlns:w16cex="http://schemas.microsoft.com/office/word/2018/wordml/cex" xmlns:w16sdtdh="http://schemas.microsoft.com/office/word/2020/wordml/sdtdatahash" xmlns:w16sdtfl="http://schemas.microsoft.com/office/word/2024/wordml/sdtformatlock" xmlns:w16du="http://schemas.microsoft.com/office/word/2023/wordml/word16du" xmlns:wp14="http://schemas.microsoft.com/office/word/2010/wordprocessingDrawing" mc:Ignorable="w14 w15 w16se w16cid w16 w16cex w16sdtdh w16sdtfl w16du wp14">
+<w:document xmlns:wpc="http://schemas.microsoft.com/office/word/2010/wordprocessingCanvas" xmlns:cx="http://schemas.microsoft.com/office/drawing/2014/chartex" xmlns:cx1="http://schemas.microsoft.com/office/drawing/2015/9/8/chartex" xmlns:cx2="http://schemas.microsoft.com/office/drawing/2015/10/21/chartex" xmlns:cx3="http://schemas.microsoft.com/office/drawing/2016/5/9/chartex" xmlns:cx4="http://schemas.microsoft.com/office/drawing/2016/5/10/chartex" xmlns:cx5="http://schemas.microsoft.com/office/drawing/2016/5/11/chartex" xmlns:cx6="http://schemas.microsoft.com/office/drawing/2016/5/12/chartex" xmlns:cx7="http://schemas.microsoft.com/office/drawing/2016/5/13/chartex" xmlns:cx8="http://schemas.microsoft.com/office/drawing/2016/5/14/chartex" xmlns:mc="http://schemas.openxmlformats.org/markup-compatibility/2006" xmlns:aink="http://schemas.microsoft.com/office/drawing/2016/ink" xmlns:am3d="http://schemas.microsoft.com/office/drawing/2017/model3d" xmlns:o="urn:schemas-microsoft-com:office:office" xmlns:oel="http://schemas.microsoft.com/office/2019/extlst" xmlns:r="http://schemas.openxmlformats.org/officeDocument/2006/relationships" xmlns:m="http://schemas.openxmlformats.org/officeDocument/2006/math" xmlns:v="urn:schemas-microsoft-com:vml" xmlns:wp14="http://schemas.microsoft.com/office/word/2010/wordprocessingDrawing" xmlns:wp="http://schemas.openxmlformats.org/drawingml/2006/wordprocessingDrawing" xmlns:w10="urn:schemas-microsoft-com:office:word" xmlns:w="http://schemas.openxmlformats.org/wordprocessingml/2006/main" xmlns:w14="http://schemas.microsoft.com/office/word/2010/wordml" xmlns:w15="http://schemas.microsoft.com/office/word/2012/wordml" xmlns:w16cex="http://schemas.microsoft.com/office/word/2018/wordml/cex" xmlns:w16cid="http://schemas.microsoft.com/office/word/2016/wordml/cid" xmlns:w16="http://schemas.microsoft.com/office/word/2018/wordml" xmlns:w16du="http://schemas.microsoft.com/office/word/2023/wordml/word16du" xmlns:w16sdtdh="http://schemas.microsoft.com/office/word/2020/wordml/sdtdatahash" xmlns:w16sdtfl="http://schemas.microsoft.com/office/word/2024/wordml/sdtformatlock" xmlns:w16se="http://schemas.microsoft.com/office/word/2015/wordml/symex" xmlns:wpg="http://schemas.microsoft.com/office/word/2010/wordprocessingGroup" xmlns:wpi="http://schemas.microsoft.com/office/word/2010/wordprocessingInk" xmlns:wne="http://schemas.microsoft.com/office/word/2006/wordml" xmlns:wps="http://schemas.microsoft.com/office/word/2010/wordprocessingShape" mc:Ignorable="w14 w15 w16se w16cid w16 w16cex w16sdtdh w16sdtfl w16du wp14">
   <w:body>
     <w:p>
       <w:pPr>
@@ -639,17 +639,6 @@
         </w:rPr>
         <w:t>。</w:t>
       </w:r>
-    </w:p>
-    <w:p>
-      <w:pPr>
-        <w:snapToGrid w:val="0"/>
-        <w:spacing w:line="324" w:lineRule="auto"/>
-        <w:rPr>
-          <w:rFonts w:ascii="Century" w:eastAsia="ＭＳ 明朝" w:hAnsi="Century"/>
-          <w:sz w:val="24"/>
-          <w:szCs w:val="24"/>
-        </w:rPr>
-      </w:pPr>
     </w:p>
     <w:p>
       <w:pPr>
@@ -871,7 +860,7 @@
 </file>
 
 <file path=word/endnotes.xml><?xml version="1.0" encoding="utf-8"?>
-<w:endnotes xmlns:mc="http://schemas.openxmlformats.org/markup-compatibility/2006" xmlns:w="http://schemas.openxmlformats.org/wordprocessingml/2006/main" xmlns:w14="http://schemas.microsoft.com/office/word/2010/wordml" xmlns:w15="http://schemas.microsoft.com/office/word/2012/wordml" xmlns:w16se="http://schemas.microsoft.com/office/word/2015/wordml/symex" xmlns:w16cid="http://schemas.microsoft.com/office/word/2016/wordml/cid" xmlns:w16="http://schemas.microsoft.com/office/word/2018/wordml" xmlns:w16cex="http://schemas.microsoft.com/office/word/2018/wordml/cex" xmlns:w16sdtdh="http://schemas.microsoft.com/office/word/2020/wordml/sdtdatahash" xmlns:w16sdtfl="http://schemas.microsoft.com/office/word/2024/wordml/sdtformatlock" xmlns:w16du="http://schemas.microsoft.com/office/word/2023/wordml/word16du" xmlns:wp14="http://schemas.microsoft.com/office/word/2010/wordprocessingDrawing" mc:Ignorable="w14 w15 w16se w16cid w16 w16cex w16sdtdh w16sdtfl w16du wp14">
+<w:endnotes xmlns:wpc="http://schemas.microsoft.com/office/word/2010/wordprocessingCanvas" xmlns:cx="http://schemas.microsoft.com/office/drawing/2014/chartex" xmlns:cx1="http://schemas.microsoft.com/office/drawing/2015/9/8/chartex" xmlns:cx2="http://schemas.microsoft.com/office/drawing/2015/10/21/chartex" xmlns:cx3="http://schemas.microsoft.com/office/drawing/2016/5/9/chartex" xmlns:cx4="http://schemas.microsoft.com/office/drawing/2016/5/10/chartex" xmlns:cx5="http://schemas.microsoft.com/office/drawing/2016/5/11/chartex" xmlns:cx6="http://schemas.microsoft.com/office/drawing/2016/5/12/chartex" xmlns:cx7="http://schemas.microsoft.com/office/drawing/2016/5/13/chartex" xmlns:cx8="http://schemas.microsoft.com/office/drawing/2016/5/14/chartex" xmlns:mc="http://schemas.openxmlformats.org/markup-compatibility/2006" xmlns:aink="http://schemas.microsoft.com/office/drawing/2016/ink" xmlns:am3d="http://schemas.microsoft.com/office/drawing/2017/model3d" xmlns:o="urn:schemas-microsoft-com:office:office" xmlns:oel="http://schemas.microsoft.com/office/2019/extlst" xmlns:r="http://schemas.openxmlformats.org/officeDocument/2006/relationships" xmlns:m="http://schemas.openxmlformats.org/officeDocument/2006/math" xmlns:v="urn:schemas-microsoft-com:vml" xmlns:wp14="http://schemas.microsoft.com/office/word/2010/wordprocessingDrawing" xmlns:wp="http://schemas.openxmlformats.org/drawingml/2006/wordprocessingDrawing" xmlns:w10="urn:schemas-microsoft-com:office:word" xmlns:w="http://schemas.openxmlformats.org/wordprocessingml/2006/main" xmlns:w14="http://schemas.microsoft.com/office/word/2010/wordml" xmlns:w15="http://schemas.microsoft.com/office/word/2012/wordml" xmlns:w16cex="http://schemas.microsoft.com/office/word/2018/wordml/cex" xmlns:w16cid="http://schemas.microsoft.com/office/word/2016/wordml/cid" xmlns:w16="http://schemas.microsoft.com/office/word/2018/wordml" xmlns:w16du="http://schemas.microsoft.com/office/word/2023/wordml/word16du" xmlns:w16sdtdh="http://schemas.microsoft.com/office/word/2020/wordml/sdtdatahash" xmlns:w16sdtfl="http://schemas.microsoft.com/office/word/2024/wordml/sdtformatlock" xmlns:w16se="http://schemas.microsoft.com/office/word/2015/wordml/symex" xmlns:wpg="http://schemas.microsoft.com/office/word/2010/wordprocessingGroup" xmlns:wpi="http://schemas.microsoft.com/office/word/2010/wordprocessingInk" xmlns:wne="http://schemas.microsoft.com/office/word/2006/wordml" xmlns:wps="http://schemas.microsoft.com/office/word/2010/wordprocessingShape" mc:Ignorable="w14 w15 w16se w16cid w16 w16cex w16sdtdh w16sdtfl w16du wp14">
   <w:endnote w:type="separator" w:id="-1">
     <w:p>
       <w:r>
@@ -890,7 +879,7 @@
 </file>
 
 <file path=word/footnotes.xml><?xml version="1.0" encoding="utf-8"?>
-<w:footnotes xmlns:mc="http://schemas.openxmlformats.org/markup-compatibility/2006" xmlns:w="http://schemas.openxmlformats.org/wordprocessingml/2006/main" xmlns:w14="http://schemas.microsoft.com/office/word/2010/wordml" xmlns:w15="http://schemas.microsoft.com/office/word/2012/wordml" xmlns:w16se="http://schemas.microsoft.com/office/word/2015/wordml/symex" xmlns:w16cid="http://schemas.microsoft.com/office/word/2016/wordml/cid" xmlns:w16="http://schemas.microsoft.com/office/word/2018/wordml" xmlns:w16cex="http://schemas.microsoft.com/office/word/2018/wordml/cex" xmlns:w16sdtdh="http://schemas.microsoft.com/office/word/2020/wordml/sdtdatahash" xmlns:w16sdtfl="http://schemas.microsoft.com/office/word/2024/wordml/sdtformatlock" xmlns:w16du="http://schemas.microsoft.com/office/word/2023/wordml/word16du" xmlns:wp14="http://schemas.microsoft.com/office/word/2010/wordprocessingDrawing" mc:Ignorable="w14 w15 w16se w16cid w16 w16cex w16sdtdh w16sdtfl w16du wp14">
+<w:footnotes xmlns:wpc="http://schemas.microsoft.com/office/word/2010/wordprocessingCanvas" xmlns:cx="http://schemas.microsoft.com/office/drawing/2014/chartex" xmlns:cx1="http://schemas.microsoft.com/office/drawing/2015/9/8/chartex" xmlns:cx2="http://schemas.microsoft.com/office/drawing/2015/10/21/chartex" xmlns:cx3="http://schemas.microsoft.com/office/drawing/2016/5/9/chartex" xmlns:cx4="http://schemas.microsoft.com/office/drawing/2016/5/10/chartex" xmlns:cx5="http://schemas.microsoft.com/office/drawing/2016/5/11/chartex" xmlns:cx6="http://schemas.microsoft.com/office/drawing/2016/5/12/chartex" xmlns:cx7="http://schemas.microsoft.com/office/drawing/2016/5/13/chartex" xmlns:cx8="http://schemas.microsoft.com/office/drawing/2016/5/14/chartex" xmlns:mc="http://schemas.openxmlformats.org/markup-compatibility/2006" xmlns:aink="http://schemas.microsoft.com/office/drawing/2016/ink" xmlns:am3d="http://schemas.microsoft.com/office/drawing/2017/model3d" xmlns:o="urn:schemas-microsoft-com:office:office" xmlns:oel="http://schemas.microsoft.com/office/2019/extlst" xmlns:r="http://schemas.openxmlformats.org/officeDocument/2006/relationships" xmlns:m="http://schemas.openxmlformats.org/officeDocument/2006/math" xmlns:v="urn:schemas-microsoft-com:vml" xmlns:wp14="http://schemas.microsoft.com/office/word/2010/wordprocessingDrawing" xmlns:wp="http://schemas.openxmlformats.org/drawingml/2006/wordprocessingDrawing" xmlns:w10="urn:schemas-microsoft-com:office:word" xmlns:w="http://schemas.openxmlformats.org/wordprocessingml/2006/main" xmlns:w14="http://schemas.microsoft.com/office/word/2010/wordml" xmlns:w15="http://schemas.microsoft.com/office/word/2012/wordml" xmlns:w16cex="http://schemas.microsoft.com/office/word/2018/wordml/cex" xmlns:w16cid="http://schemas.microsoft.com/office/word/2016/wordml/cid" xmlns:w16="http://schemas.microsoft.com/office/word/2018/wordml" xmlns:w16du="http://schemas.microsoft.com/office/word/2023/wordml/word16du" xmlns:w16sdtdh="http://schemas.microsoft.com/office/word/2020/wordml/sdtdatahash" xmlns:w16sdtfl="http://schemas.microsoft.com/office/word/2024/wordml/sdtformatlock" xmlns:w16se="http://schemas.microsoft.com/office/word/2015/wordml/symex" xmlns:wpg="http://schemas.microsoft.com/office/word/2010/wordprocessingGroup" xmlns:wpi="http://schemas.microsoft.com/office/word/2010/wordprocessingInk" xmlns:wne="http://schemas.microsoft.com/office/word/2006/wordml" xmlns:wps="http://schemas.microsoft.com/office/word/2010/wordprocessingShape" mc:Ignorable="w14 w15 w16se w16cid w16 w16cex w16sdtdh w16sdtfl w16du wp14">
   <w:footnote w:type="separator" w:id="-1">
     <w:p>
       <w:r>
@@ -909,7 +898,7 @@
 </file>
 
 <file path=word/numbering.xml><?xml version="1.0" encoding="utf-8"?>
-<w:numbering xmlns:mc="http://schemas.openxmlformats.org/markup-compatibility/2006" xmlns:w="http://schemas.openxmlformats.org/wordprocessingml/2006/main" xmlns:w15="http://schemas.microsoft.com/office/word/2012/wordml" xmlns:w16cid="http://schemas.microsoft.com/office/word/2016/wordml/cid" xmlns:w14="http://schemas.microsoft.com/office/word/2010/wordml" xmlns:w16se="http://schemas.microsoft.com/office/word/2015/wordml/symex" xmlns:w16="http://schemas.microsoft.com/office/word/2018/wordml" xmlns:w16cex="http://schemas.microsoft.com/office/word/2018/wordml/cex" xmlns:w16sdtdh="http://schemas.microsoft.com/office/word/2020/wordml/sdtdatahash" xmlns:w16sdtfl="http://schemas.microsoft.com/office/word/2024/wordml/sdtformatlock" xmlns:w16du="http://schemas.microsoft.com/office/word/2023/wordml/word16du" xmlns:wp14="http://schemas.microsoft.com/office/word/2010/wordprocessingDrawing" mc:Ignorable="w14 w15 w16se w16cid w16 w16cex w16sdtdh w16sdtfl w16du wp14">
+<w:numbering xmlns:wpc="http://schemas.microsoft.com/office/word/2010/wordprocessingCanvas" xmlns:cx="http://schemas.microsoft.com/office/drawing/2014/chartex" xmlns:cx1="http://schemas.microsoft.com/office/drawing/2015/9/8/chartex" xmlns:cx2="http://schemas.microsoft.com/office/drawing/2015/10/21/chartex" xmlns:cx3="http://schemas.microsoft.com/office/drawing/2016/5/9/chartex" xmlns:cx4="http://schemas.microsoft.com/office/drawing/2016/5/10/chartex" xmlns:cx5="http://schemas.microsoft.com/office/drawing/2016/5/11/chartex" xmlns:cx6="http://schemas.microsoft.com/office/drawing/2016/5/12/chartex" xmlns:cx7="http://schemas.microsoft.com/office/drawing/2016/5/13/chartex" xmlns:cx8="http://schemas.microsoft.com/office/drawing/2016/5/14/chartex" xmlns:mc="http://schemas.openxmlformats.org/markup-compatibility/2006" xmlns:aink="http://schemas.microsoft.com/office/drawing/2016/ink" xmlns:am3d="http://schemas.microsoft.com/office/drawing/2017/model3d" xmlns:o="urn:schemas-microsoft-com:office:office" xmlns:oel="http://schemas.microsoft.com/office/2019/extlst" xmlns:r="http://schemas.openxmlformats.org/officeDocument/2006/relationships" xmlns:m="http://schemas.openxmlformats.org/officeDocument/2006/math" xmlns:v="urn:schemas-microsoft-com:vml" xmlns:wp14="http://schemas.microsoft.com/office/word/2010/wordprocessingDrawing" xmlns:wp="http://schemas.openxmlformats.org/drawingml/2006/wordprocessingDrawing" xmlns:w10="urn:schemas-microsoft-com:office:word" xmlns:w="http://schemas.openxmlformats.org/wordprocessingml/2006/main" xmlns:w14="http://schemas.microsoft.com/office/word/2010/wordml" xmlns:w15="http://schemas.microsoft.com/office/word/2012/wordml" xmlns:w16cex="http://schemas.microsoft.com/office/word/2018/wordml/cex" xmlns:w16cid="http://schemas.microsoft.com/office/word/2016/wordml/cid" xmlns:w16="http://schemas.microsoft.com/office/word/2018/wordml" xmlns:w16du="http://schemas.microsoft.com/office/word/2023/wordml/word16du" xmlns:w16sdtdh="http://schemas.microsoft.com/office/word/2020/wordml/sdtdatahash" xmlns:w16sdtfl="http://schemas.microsoft.com/office/word/2024/wordml/sdtformatlock" xmlns:w16se="http://schemas.microsoft.com/office/word/2015/wordml/symex" xmlns:wpg="http://schemas.microsoft.com/office/word/2010/wordprocessingGroup" xmlns:wpi="http://schemas.microsoft.com/office/word/2010/wordprocessingInk" xmlns:wne="http://schemas.microsoft.com/office/word/2006/wordml" xmlns:wps="http://schemas.microsoft.com/office/word/2010/wordprocessingShape" mc:Ignorable="w14 w15 w16se w16cid w16 w16cex w16sdtdh w16sdtfl w16du wp14">
   <w:abstractNum w:abstractNumId="0" w15:restartNumberingAfterBreak="0">
     <w:nsid w:val="34D62BC2"/>
     <w:multiLevelType w:val="hybridMultilevel"/>
@@ -1012,7 +1001,7 @@
 </file>
 
 <file path=word/styles.xml><?xml version="1.0" encoding="utf-8"?>
-<w:styles xmlns:mc="http://schemas.openxmlformats.org/markup-compatibility/2006" xmlns:w="http://schemas.openxmlformats.org/wordprocessingml/2006/main" xmlns:w14="http://schemas.microsoft.com/office/word/2010/wordml" xmlns:w15="http://schemas.microsoft.com/office/word/2012/wordml" xmlns:w16se="http://schemas.microsoft.com/office/word/2015/wordml/symex" xmlns:w16cid="http://schemas.microsoft.com/office/word/2016/wordml/cid" xmlns:w16="http://schemas.microsoft.com/office/word/2018/wordml" xmlns:w16cex="http://schemas.microsoft.com/office/word/2018/wordml/cex" xmlns:w16sdtdh="http://schemas.microsoft.com/office/word/2020/wordml/sdtdatahash" xmlns:w16sdtfl="http://schemas.microsoft.com/office/word/2024/wordml/sdtformatlock" xmlns:w16du="http://schemas.microsoft.com/office/word/2023/wordml/word16du" mc:Ignorable="w14 w15 w16se w16cid w16 w16cex w16sdtdh w16sdtfl w16du">
+<w:styles xmlns:mc="http://schemas.openxmlformats.org/markup-compatibility/2006" xmlns:r="http://schemas.openxmlformats.org/officeDocument/2006/relationships" xmlns:w="http://schemas.openxmlformats.org/wordprocessingml/2006/main" xmlns:w14="http://schemas.microsoft.com/office/word/2010/wordml" xmlns:w15="http://schemas.microsoft.com/office/word/2012/wordml" xmlns:w16cex="http://schemas.microsoft.com/office/word/2018/wordml/cex" xmlns:w16cid="http://schemas.microsoft.com/office/word/2016/wordml/cid" xmlns:w16="http://schemas.microsoft.com/office/word/2018/wordml" xmlns:w16du="http://schemas.microsoft.com/office/word/2023/wordml/word16du" xmlns:w16sdtdh="http://schemas.microsoft.com/office/word/2020/wordml/sdtdatahash" xmlns:w16sdtfl="http://schemas.microsoft.com/office/word/2024/wordml/sdtformatlock" xmlns:w16se="http://schemas.microsoft.com/office/word/2015/wordml/symex" mc:Ignorable="w14 w15 w16se w16cid w16 w16cex w16sdtdh w16sdtfl w16du">
   <w:docDefaults>
     <w:rPrDefault>
       <w:rPr>
@@ -1414,6 +1403,7 @@
   <w:style w:type="character" w:default="1" w:styleId="a0">
     <w:name w:val="Default Paragraph Font"/>
     <w:uiPriority w:val="1"/>
+    <w:semiHidden/>
     <w:unhideWhenUsed/>
   </w:style>
   <w:style w:type="table" w:default="1" w:styleId="a1">
@@ -1502,7 +1492,7 @@
 </file>
 
 <file path=word/theme/theme1.xml><?xml version="1.0" encoding="utf-8"?>
-<a:theme xmlns:a="http://schemas.openxmlformats.org/drawingml/2006/main" xmlns:ns1="http://schemas.microsoft.com/office/thememl/2012/main" name="Office テーマ">
+<a:theme xmlns:a="http://schemas.openxmlformats.org/drawingml/2006/main" name="Office テーマ">
   <a:themeElements>
     <a:clrScheme name="Office">
       <a:dk1>
@@ -1790,7 +1780,7 @@
   <a:extraClrSchemeLst/>
   <a:extLst>
     <a:ext uri="{05A4C25C-085E-4340-85A3-A5531E510DB2}">
-      <ns1:themeFamily name="Office Theme" id="{62F939B6-93AF-4DB8-9C6B-D6C7DFDC589F}" vid="{4A3C46E8-61CC-4603-A589-7422A47A8E4A}"/>
+      <thm15:themeFamily xmlns:thm15="http://schemas.microsoft.com/office/thememl/2012/main" name="Office Theme" id="{62F939B6-93AF-4DB8-9C6B-D6C7DFDC589F}" vid="{4A3C46E8-61CC-4603-A589-7422A47A8E4A}"/>
     </a:ext>
   </a:extLst>
 </a:theme>
